--- a/angol12.docx
+++ b/angol12.docx
@@ -11,6 +11,7 @@
       </w:pPr>
       <w:r>
         <w:rPr/>
+        <w:t>Why do pepole travel abroad 5-6 sentences.</w:t>
       </w:r>
     </w:p>
     <w:sectPr>
@@ -20,6 +21,7 @@
       <w:pgNumType w:fmt="decimal"/>
       <w:formProt w:val="false"/>
       <w:textDirection w:val="lrTb"/>
+      <w:docGrid w:type="default" w:linePitch="100" w:charSpace="0"/>
     </w:sectPr>
   </w:body>
 </w:document>
@@ -39,7 +41,6 @@
     </w:rPrDefault>
     <w:pPrDefault>
       <w:pPr>
-        <w:widowControl/>
         <w:suppressAutoHyphens w:val="true"/>
       </w:pPr>
     </w:pPrDefault>
@@ -49,7 +50,10 @@
     <w:qFormat/>
     <w:pPr>
       <w:widowControl/>
+      <w:suppressAutoHyphens w:val="true"/>
       <w:bidi w:val="0"/>
+      <w:spacing w:before="0" w:after="0"/>
+      <w:jc w:val="start"/>
     </w:pPr>
     <w:rPr>
       <w:rFonts w:ascii="Liberation Serif" w:hAnsi="Liberation Serif" w:eastAsia="Noto Serif CJK SC" w:cs="Noto Sans Devanagari"/>

--- a/angol12.docx
+++ b/angol12.docx
@@ -11,7 +11,70 @@
       </w:pPr>
       <w:r>
         <w:rPr/>
-        <w:t>Why do pepole travel abroad 5-6 sentences.</w:t>
+        <w:t xml:space="preserve">Why do </w:t>
+      </w:r>
+      <w:r>
+        <w:rPr/>
+        <w:t>people</w:t>
+      </w:r>
+      <w:r>
+        <w:rPr/>
+        <w:t xml:space="preserve"> travel abroad 5-6 sentences.</w:t>
+      </w:r>
+    </w:p>
+    <w:p>
+      <w:pPr>
+        <w:pStyle w:val="Normal"/>
+        <w:bidi w:val="0"/>
+        <w:jc w:val="start"/>
+        <w:rPr/>
+      </w:pPr>
+      <w:r>
+        <w:rPr/>
+      </w:r>
+    </w:p>
+    <w:p>
+      <w:pPr>
+        <w:pStyle w:val="Normal"/>
+        <w:bidi w:val="0"/>
+        <w:jc w:val="start"/>
+        <w:rPr/>
+      </w:pPr>
+      <w:r>
+        <w:rPr/>
+        <w:t xml:space="preserve">People travel abroad for many different reasons. One of the main reasons is to experience new cultures and learn about different traditions. </w:t>
+      </w:r>
+      <w:r>
+        <w:rPr/>
+        <w:t>It</w:t>
+      </w:r>
+      <w:r>
+        <w:rPr/>
+        <w:t xml:space="preserve"> also allows people to visit famous places and enjoy beautiful landscapes. Some people travel to improve their language skills by communicating with </w:t>
+      </w:r>
+      <w:r>
+        <w:rPr/>
+        <w:t>other</w:t>
+      </w:r>
+      <w:r>
+        <w:rPr/>
+        <w:t xml:space="preserve"> people. </w:t>
+      </w:r>
+      <w:r>
+        <w:rPr/>
+        <w:t>Some people</w:t>
+      </w:r>
+      <w:r>
+        <w:rPr/>
+        <w:t xml:space="preserve"> simply want to relax, escape from their daily routine, and spend time with family or friends. </w:t>
+      </w:r>
+      <w:r>
+        <w:rPr/>
+        <w:t>T</w:t>
+      </w:r>
+      <w:r>
+        <w:rPr/>
+        <w:t>raveling abroad can be an exciting and educational experience.</w:t>
       </w:r>
     </w:p>
     <w:sectPr>

--- a/angol12.docx
+++ b/angol12.docx
@@ -11,70 +11,524 @@
       </w:pPr>
       <w:r>
         <w:rPr/>
-        <w:t xml:space="preserve">Why do </w:t>
-      </w:r>
-      <w:r>
-        <w:rPr/>
-        <w:t>people</w:t>
-      </w:r>
-      <w:r>
-        <w:rPr/>
-        <w:t xml:space="preserve"> travel abroad 5-6 sentences.</w:t>
-      </w:r>
-    </w:p>
-    <w:p>
-      <w:pPr>
-        <w:pStyle w:val="Normal"/>
-        <w:bidi w:val="0"/>
-        <w:jc w:val="start"/>
-        <w:rPr/>
-      </w:pPr>
-      <w:r>
-        <w:rPr/>
-      </w:r>
-    </w:p>
-    <w:p>
-      <w:pPr>
-        <w:pStyle w:val="Normal"/>
-        <w:bidi w:val="0"/>
-        <w:jc w:val="start"/>
-        <w:rPr/>
-      </w:pPr>
-      <w:r>
-        <w:rPr/>
-        <w:t xml:space="preserve">People travel abroad for many different reasons. One of the main reasons is to experience new cultures and learn about different traditions. </w:t>
-      </w:r>
-      <w:r>
-        <w:rPr/>
-        <w:t>It</w:t>
-      </w:r>
-      <w:r>
-        <w:rPr/>
-        <w:t xml:space="preserve"> also allows people to visit famous places and enjoy beautiful landscapes. Some people travel to improve their language skills by communicating with </w:t>
-      </w:r>
-      <w:r>
-        <w:rPr/>
-        <w:t>other</w:t>
-      </w:r>
-      <w:r>
-        <w:rPr/>
-        <w:t xml:space="preserve"> people. </w:t>
-      </w:r>
-      <w:r>
-        <w:rPr/>
-        <w:t>Some people</w:t>
-      </w:r>
-      <w:r>
-        <w:rPr/>
-        <w:t xml:space="preserve"> simply want to relax, escape from their daily routine, and spend time with family or friends. </w:t>
-      </w:r>
-      <w:r>
-        <w:rPr/>
-        <w:t>T</w:t>
-      </w:r>
-      <w:r>
-        <w:rPr/>
-        <w:t>raveling abroad can be an exciting and educational experience.</w:t>
+        <w:t>Why do people travel abroad 5-6 sentences.</w:t>
+      </w:r>
+    </w:p>
+    <w:p>
+      <w:pPr>
+        <w:pStyle w:val="Normal"/>
+        <w:bidi w:val="0"/>
+        <w:jc w:val="start"/>
+        <w:rPr/>
+      </w:pPr>
+      <w:r>
+        <w:rPr/>
+      </w:r>
+    </w:p>
+    <w:p>
+      <w:pPr>
+        <w:pStyle w:val="Normal"/>
+        <w:bidi w:val="0"/>
+        <w:jc w:val="start"/>
+        <w:rPr/>
+      </w:pPr>
+      <w:r>
+        <w:rPr/>
+        <w:t>People travel abroad for many different reasons. One of the main reasons is to experience new cultures and learn about different traditions. It also allows people to visit famous places and enjoy beautiful landscapes. Some people travel to improve their language skills by communicating with other people. Some people simply want to relax, escape from their daily routine, and spend time with family or friends. Traveling abroad can be an exciting and educational experience.</w:t>
+      </w:r>
+    </w:p>
+    <w:p>
+      <w:pPr>
+        <w:pStyle w:val="Normal"/>
+        <w:bidi w:val="0"/>
+        <w:jc w:val="start"/>
+        <w:rPr/>
+      </w:pPr>
+      <w:r>
+        <w:rPr/>
+      </w:r>
+    </w:p>
+    <w:p>
+      <w:pPr>
+        <w:pStyle w:val="Normal"/>
+        <w:bidi w:val="0"/>
+        <w:jc w:val="start"/>
+        <w:rPr/>
+      </w:pPr>
+      <w:r>
+        <w:rPr/>
+      </w:r>
+    </w:p>
+    <w:p>
+      <w:pPr>
+        <w:pStyle w:val="Normal"/>
+        <w:bidi w:val="0"/>
+        <w:jc w:val="start"/>
+        <w:rPr/>
+      </w:pPr>
+      <w:r>
+        <w:rPr/>
+        <w:t>In our summer holiday we often travel inland or abroad.</w:t>
+      </w:r>
+    </w:p>
+    <w:p>
+      <w:pPr>
+        <w:pStyle w:val="Normal"/>
+        <w:bidi w:val="0"/>
+        <w:jc w:val="start"/>
+        <w:rPr/>
+      </w:pPr>
+      <w:r>
+        <w:rPr/>
+      </w:r>
+    </w:p>
+    <w:p>
+      <w:pPr>
+        <w:pStyle w:val="Normal"/>
+        <w:bidi w:val="0"/>
+        <w:jc w:val="start"/>
+        <w:rPr/>
+      </w:pPr>
+      <w:r>
+        <w:rPr/>
+        <w:t>In Hungary</w:t>
+      </w:r>
+    </w:p>
+    <w:p>
+      <w:pPr>
+        <w:pStyle w:val="Normal"/>
+        <w:numPr>
+          <w:ilvl w:val="0"/>
+          <w:numId w:val="2"/>
+        </w:numPr>
+        <w:bidi w:val="0"/>
+        <w:jc w:val="start"/>
+        <w:rPr/>
+      </w:pPr>
+      <w:r>
+        <w:rPr/>
+        <w:t>It is closer</w:t>
+      </w:r>
+    </w:p>
+    <w:p>
+      <w:pPr>
+        <w:pStyle w:val="Normal"/>
+        <w:numPr>
+          <w:ilvl w:val="0"/>
+          <w:numId w:val="2"/>
+        </w:numPr>
+        <w:bidi w:val="0"/>
+        <w:jc w:val="start"/>
+        <w:rPr/>
+      </w:pPr>
+      <w:r>
+        <w:rPr/>
+        <w:t>Easy to reach</w:t>
+      </w:r>
+    </w:p>
+    <w:p>
+      <w:pPr>
+        <w:pStyle w:val="Normal"/>
+        <w:numPr>
+          <w:ilvl w:val="0"/>
+          <w:numId w:val="2"/>
+        </w:numPr>
+        <w:bidi w:val="0"/>
+        <w:jc w:val="start"/>
+        <w:rPr/>
+      </w:pPr>
+      <w:r>
+        <w:rPr/>
+        <w:t>Mostly cheaper</w:t>
+      </w:r>
+    </w:p>
+    <w:p>
+      <w:pPr>
+        <w:pStyle w:val="Normal"/>
+        <w:numPr>
+          <w:ilvl w:val="0"/>
+          <w:numId w:val="2"/>
+        </w:numPr>
+        <w:bidi w:val="0"/>
+        <w:jc w:val="start"/>
+        <w:rPr/>
+      </w:pPr>
+      <w:r>
+        <w:rPr/>
+        <w:t>More familiar with our own</w:t>
+      </w:r>
+    </w:p>
+    <w:p>
+      <w:pPr>
+        <w:pStyle w:val="Normal"/>
+        <w:numPr>
+          <w:ilvl w:val="0"/>
+          <w:numId w:val="1"/>
+        </w:numPr>
+        <w:bidi w:val="0"/>
+        <w:jc w:val="start"/>
+        <w:rPr/>
+      </w:pPr>
+      <w:r>
+        <w:rPr/>
+        <w:t>Lake Balaton</w:t>
+      </w:r>
+    </w:p>
+    <w:p>
+      <w:pPr>
+        <w:pStyle w:val="Normal"/>
+        <w:numPr>
+          <w:ilvl w:val="0"/>
+          <w:numId w:val="1"/>
+        </w:numPr>
+        <w:bidi w:val="0"/>
+        <w:jc w:val="start"/>
+        <w:rPr/>
+      </w:pPr>
+      <w:r>
+        <w:rPr/>
+        <w:t>Lake Velencei</w:t>
+      </w:r>
+    </w:p>
+    <w:p>
+      <w:pPr>
+        <w:pStyle w:val="Normal"/>
+        <w:numPr>
+          <w:ilvl w:val="0"/>
+          <w:numId w:val="1"/>
+        </w:numPr>
+        <w:bidi w:val="0"/>
+        <w:jc w:val="start"/>
+        <w:rPr/>
+      </w:pPr>
+      <w:r>
+        <w:rPr/>
+        <w:t>Lake Fertő</w:t>
+      </w:r>
+    </w:p>
+    <w:p>
+      <w:pPr>
+        <w:pStyle w:val="Normal"/>
+        <w:numPr>
+          <w:ilvl w:val="0"/>
+          <w:numId w:val="1"/>
+        </w:numPr>
+        <w:bidi w:val="0"/>
+        <w:jc w:val="start"/>
+        <w:rPr/>
+      </w:pPr>
+      <w:r>
+        <w:rPr/>
+        <w:t>Riversides</w:t>
+      </w:r>
+    </w:p>
+    <w:p>
+      <w:pPr>
+        <w:pStyle w:val="Normal"/>
+        <w:numPr>
+          <w:ilvl w:val="0"/>
+          <w:numId w:val="1"/>
+        </w:numPr>
+        <w:bidi w:val="0"/>
+        <w:jc w:val="start"/>
+        <w:rPr/>
+      </w:pPr>
+      <w:r>
+        <w:rPr/>
+        <w:t>Spas (hévíz)</w:t>
+      </w:r>
+    </w:p>
+    <w:p>
+      <w:pPr>
+        <w:pStyle w:val="Normal"/>
+        <w:bidi w:val="0"/>
+        <w:jc w:val="start"/>
+        <w:rPr/>
+      </w:pPr>
+      <w:r>
+        <w:rPr/>
+      </w:r>
+    </w:p>
+    <w:p>
+      <w:pPr>
+        <w:pStyle w:val="Normal"/>
+        <w:bidi w:val="0"/>
+        <w:jc w:val="start"/>
+        <w:rPr/>
+      </w:pPr>
+      <w:r>
+        <w:rPr/>
+        <w:t>Abroad</w:t>
+      </w:r>
+    </w:p>
+    <w:p>
+      <w:pPr>
+        <w:pStyle w:val="Normal"/>
+        <w:numPr>
+          <w:ilvl w:val="0"/>
+          <w:numId w:val="3"/>
+        </w:numPr>
+        <w:bidi w:val="0"/>
+        <w:jc w:val="start"/>
+        <w:rPr/>
+      </w:pPr>
+      <w:r>
+        <w:rPr/>
+        <w:t>Meet new cultures, conditions, foods, people</w:t>
+      </w:r>
+    </w:p>
+    <w:p>
+      <w:pPr>
+        <w:pStyle w:val="Normal"/>
+        <w:numPr>
+          <w:ilvl w:val="0"/>
+          <w:numId w:val="3"/>
+        </w:numPr>
+        <w:bidi w:val="0"/>
+        <w:jc w:val="start"/>
+        <w:rPr/>
+      </w:pPr>
+      <w:r>
+        <w:rPr/>
+        <w:t>practice your English on the spot</w:t>
+      </w:r>
+    </w:p>
+    <w:p>
+      <w:pPr>
+        <w:pStyle w:val="Normal"/>
+        <w:numPr>
+          <w:ilvl w:val="0"/>
+          <w:numId w:val="3"/>
+        </w:numPr>
+        <w:bidi w:val="0"/>
+        <w:jc w:val="start"/>
+        <w:rPr/>
+      </w:pPr>
+      <w:r>
+        <w:rPr/>
+        <w:t>You can find better deals</w:t>
+      </w:r>
+    </w:p>
+    <w:p>
+      <w:pPr>
+        <w:pStyle w:val="Normal"/>
+        <w:numPr>
+          <w:ilvl w:val="0"/>
+          <w:numId w:val="3"/>
+        </w:numPr>
+        <w:bidi w:val="0"/>
+        <w:jc w:val="start"/>
+        <w:rPr/>
+      </w:pPr>
+      <w:r>
+        <w:rPr/>
+        <w:t>you can visit cites, monuments, museums</w:t>
+      </w:r>
+    </w:p>
+    <w:p>
+      <w:pPr>
+        <w:pStyle w:val="Normal"/>
+        <w:bidi w:val="0"/>
+        <w:jc w:val="start"/>
+        <w:rPr/>
+      </w:pPr>
+      <w:r>
+        <w:rPr/>
+        <w:t>Popular countries</w:t>
+      </w:r>
+    </w:p>
+    <w:p>
+      <w:pPr>
+        <w:pStyle w:val="Normal"/>
+        <w:numPr>
+          <w:ilvl w:val="0"/>
+          <w:numId w:val="4"/>
+        </w:numPr>
+        <w:bidi w:val="0"/>
+        <w:jc w:val="start"/>
+        <w:rPr/>
+      </w:pPr>
+      <w:r>
+        <w:rPr/>
+        <w:t>Italy</w:t>
+      </w:r>
+    </w:p>
+    <w:p>
+      <w:pPr>
+        <w:pStyle w:val="Normal"/>
+        <w:numPr>
+          <w:ilvl w:val="0"/>
+          <w:numId w:val="4"/>
+        </w:numPr>
+        <w:bidi w:val="0"/>
+        <w:jc w:val="start"/>
+        <w:rPr/>
+      </w:pPr>
+      <w:r>
+        <w:rPr/>
+        <w:t>Greece</w:t>
+      </w:r>
+    </w:p>
+    <w:p>
+      <w:pPr>
+        <w:pStyle w:val="Normal"/>
+        <w:numPr>
+          <w:ilvl w:val="0"/>
+          <w:numId w:val="4"/>
+        </w:numPr>
+        <w:bidi w:val="0"/>
+        <w:jc w:val="start"/>
+        <w:rPr/>
+      </w:pPr>
+      <w:r>
+        <w:rPr/>
+        <w:t>Spain</w:t>
+      </w:r>
+    </w:p>
+    <w:p>
+      <w:pPr>
+        <w:pStyle w:val="Normal"/>
+        <w:numPr>
+          <w:ilvl w:val="0"/>
+          <w:numId w:val="4"/>
+        </w:numPr>
+        <w:bidi w:val="0"/>
+        <w:jc w:val="start"/>
+        <w:rPr/>
+      </w:pPr>
+      <w:r>
+        <w:rPr/>
+        <w:t>Mediterranean Sea</w:t>
+      </w:r>
+    </w:p>
+    <w:p>
+      <w:pPr>
+        <w:pStyle w:val="Normal"/>
+        <w:bidi w:val="0"/>
+        <w:jc w:val="start"/>
+        <w:rPr/>
+      </w:pPr>
+      <w:r>
+        <w:rPr/>
+      </w:r>
+    </w:p>
+    <w:p>
+      <w:pPr>
+        <w:pStyle w:val="Normal"/>
+        <w:bidi w:val="0"/>
+        <w:jc w:val="start"/>
+        <w:rPr/>
+      </w:pPr>
+      <w:r>
+        <w:rPr/>
+        <w:t>How do we travel</w:t>
+      </w:r>
+    </w:p>
+    <w:p>
+      <w:pPr>
+        <w:pStyle w:val="Normal"/>
+        <w:bidi w:val="0"/>
+        <w:jc w:val="start"/>
+        <w:rPr/>
+      </w:pPr>
+      <w:r>
+        <w:rPr/>
+        <w:t>we travel by</w:t>
+      </w:r>
+    </w:p>
+    <w:p>
+      <w:pPr>
+        <w:pStyle w:val="Normal"/>
+        <w:numPr>
+          <w:ilvl w:val="0"/>
+          <w:numId w:val="5"/>
+        </w:numPr>
+        <w:bidi w:val="0"/>
+        <w:jc w:val="start"/>
+        <w:rPr/>
+      </w:pPr>
+      <w:r>
+        <w:rPr/>
+        <w:t>boat</w:t>
+      </w:r>
+    </w:p>
+    <w:p>
+      <w:pPr>
+        <w:pStyle w:val="Normal"/>
+        <w:numPr>
+          <w:ilvl w:val="0"/>
+          <w:numId w:val="5"/>
+        </w:numPr>
+        <w:bidi w:val="0"/>
+        <w:jc w:val="start"/>
+        <w:rPr/>
+      </w:pPr>
+      <w:r>
+        <w:rPr/>
+        <w:t>car</w:t>
+      </w:r>
+    </w:p>
+    <w:p>
+      <w:pPr>
+        <w:pStyle w:val="Normal"/>
+        <w:numPr>
+          <w:ilvl w:val="0"/>
+          <w:numId w:val="5"/>
+        </w:numPr>
+        <w:bidi w:val="0"/>
+        <w:jc w:val="start"/>
+        <w:rPr/>
+      </w:pPr>
+      <w:r>
+        <w:rPr/>
+        <w:t>plane</w:t>
+      </w:r>
+    </w:p>
+    <w:p>
+      <w:pPr>
+        <w:pStyle w:val="Normal"/>
+        <w:bidi w:val="0"/>
+        <w:jc w:val="start"/>
+        <w:rPr/>
+      </w:pPr>
+      <w:r>
+        <w:rPr/>
+        <w:t>depends on the distance and program</w:t>
+      </w:r>
+    </w:p>
+    <w:p>
+      <w:pPr>
+        <w:pStyle w:val="Normal"/>
+        <w:bidi w:val="0"/>
+        <w:jc w:val="start"/>
+        <w:rPr/>
+      </w:pPr>
+      <w:r>
+        <w:rPr/>
+        <w:t>my special favorite is when we travel by tricycle</w:t>
+      </w:r>
+    </w:p>
+    <w:p>
+      <w:pPr>
+        <w:pStyle w:val="Normal"/>
+        <w:bidi w:val="0"/>
+        <w:jc w:val="start"/>
+        <w:rPr/>
+      </w:pPr>
+      <w:r>
+        <w:rPr/>
+      </w:r>
+    </w:p>
+    <w:p>
+      <w:pPr>
+        <w:pStyle w:val="Normal"/>
+        <w:bidi w:val="0"/>
+        <w:jc w:val="start"/>
+        <w:rPr/>
+      </w:pPr>
+      <w:r>
+        <w:rPr/>
+        <w:t>99.b/c</w:t>
       </w:r>
     </w:p>
     <w:sectPr>
@@ -88,6 +542,833 @@
     </w:sectPr>
   </w:body>
 </w:document>
+</file>
+
+<file path=word/numbering.xml><?xml version="1.0" encoding="utf-8"?>
+<w:numbering xmlns:w="http://schemas.openxmlformats.org/wordprocessingml/2006/main" xmlns:o="urn:schemas-microsoft-com:office:office" xmlns:r="http://schemas.openxmlformats.org/officeDocument/2006/relationships" xmlns:v="urn:schemas-microsoft-com:vml" xmlns:mc="http://schemas.openxmlformats.org/markup-compatibility/2006" xmlns:w14="http://schemas.microsoft.com/office/word/2010/wordml" mc:Ignorable="w14">
+  <w:abstractNum w:abstractNumId="1">
+    <w:lvl w:ilvl="0">
+      <w:start w:val="1"/>
+      <w:numFmt w:val="bullet"/>
+      <w:lvlText w:val=""/>
+      <w:lvlJc w:val="start"/>
+      <w:pPr>
+        <w:tabs>
+          <w:tab w:val="num" w:pos="720"/>
+        </w:tabs>
+        <w:ind w:start="720" w:hanging="360"/>
+      </w:pPr>
+      <w:rPr>
+        <w:rFonts w:ascii="Symbol" w:hAnsi="Symbol" w:cs="Symbol" w:hint="default"/>
+      </w:rPr>
+    </w:lvl>
+    <w:lvl w:ilvl="1">
+      <w:start w:val="1"/>
+      <w:numFmt w:val="bullet"/>
+      <w:lvlText w:val="◦"/>
+      <w:lvlJc w:val="start"/>
+      <w:pPr>
+        <w:tabs>
+          <w:tab w:val="num" w:pos="1080"/>
+        </w:tabs>
+        <w:ind w:start="1080" w:hanging="360"/>
+      </w:pPr>
+      <w:rPr>
+        <w:rFonts w:ascii="OpenSymbol" w:hAnsi="OpenSymbol" w:cs="OpenSymbol" w:hint="default"/>
+      </w:rPr>
+    </w:lvl>
+    <w:lvl w:ilvl="2">
+      <w:start w:val="1"/>
+      <w:numFmt w:val="bullet"/>
+      <w:lvlText w:val="▪"/>
+      <w:lvlJc w:val="start"/>
+      <w:pPr>
+        <w:tabs>
+          <w:tab w:val="num" w:pos="1440"/>
+        </w:tabs>
+        <w:ind w:start="1440" w:hanging="360"/>
+      </w:pPr>
+      <w:rPr>
+        <w:rFonts w:ascii="OpenSymbol" w:hAnsi="OpenSymbol" w:cs="OpenSymbol" w:hint="default"/>
+      </w:rPr>
+    </w:lvl>
+    <w:lvl w:ilvl="3">
+      <w:start w:val="1"/>
+      <w:numFmt w:val="bullet"/>
+      <w:lvlText w:val=""/>
+      <w:lvlJc w:val="start"/>
+      <w:pPr>
+        <w:tabs>
+          <w:tab w:val="num" w:pos="1800"/>
+        </w:tabs>
+        <w:ind w:start="1800" w:hanging="360"/>
+      </w:pPr>
+      <w:rPr>
+        <w:rFonts w:ascii="Symbol" w:hAnsi="Symbol" w:cs="Symbol" w:hint="default"/>
+      </w:rPr>
+    </w:lvl>
+    <w:lvl w:ilvl="4">
+      <w:start w:val="1"/>
+      <w:numFmt w:val="bullet"/>
+      <w:lvlText w:val="◦"/>
+      <w:lvlJc w:val="start"/>
+      <w:pPr>
+        <w:tabs>
+          <w:tab w:val="num" w:pos="2160"/>
+        </w:tabs>
+        <w:ind w:start="2160" w:hanging="360"/>
+      </w:pPr>
+      <w:rPr>
+        <w:rFonts w:ascii="OpenSymbol" w:hAnsi="OpenSymbol" w:cs="OpenSymbol" w:hint="default"/>
+      </w:rPr>
+    </w:lvl>
+    <w:lvl w:ilvl="5">
+      <w:start w:val="1"/>
+      <w:numFmt w:val="bullet"/>
+      <w:lvlText w:val="▪"/>
+      <w:lvlJc w:val="start"/>
+      <w:pPr>
+        <w:tabs>
+          <w:tab w:val="num" w:pos="2520"/>
+        </w:tabs>
+        <w:ind w:start="2520" w:hanging="360"/>
+      </w:pPr>
+      <w:rPr>
+        <w:rFonts w:ascii="OpenSymbol" w:hAnsi="OpenSymbol" w:cs="OpenSymbol" w:hint="default"/>
+      </w:rPr>
+    </w:lvl>
+    <w:lvl w:ilvl="6">
+      <w:start w:val="1"/>
+      <w:numFmt w:val="bullet"/>
+      <w:lvlText w:val=""/>
+      <w:lvlJc w:val="start"/>
+      <w:pPr>
+        <w:tabs>
+          <w:tab w:val="num" w:pos="2880"/>
+        </w:tabs>
+        <w:ind w:start="2880" w:hanging="360"/>
+      </w:pPr>
+      <w:rPr>
+        <w:rFonts w:ascii="Symbol" w:hAnsi="Symbol" w:cs="Symbol" w:hint="default"/>
+      </w:rPr>
+    </w:lvl>
+    <w:lvl w:ilvl="7">
+      <w:start w:val="1"/>
+      <w:numFmt w:val="bullet"/>
+      <w:lvlText w:val="◦"/>
+      <w:lvlJc w:val="start"/>
+      <w:pPr>
+        <w:tabs>
+          <w:tab w:val="num" w:pos="3240"/>
+        </w:tabs>
+        <w:ind w:start="3240" w:hanging="360"/>
+      </w:pPr>
+      <w:rPr>
+        <w:rFonts w:ascii="OpenSymbol" w:hAnsi="OpenSymbol" w:cs="OpenSymbol" w:hint="default"/>
+      </w:rPr>
+    </w:lvl>
+    <w:lvl w:ilvl="8">
+      <w:start w:val="1"/>
+      <w:numFmt w:val="bullet"/>
+      <w:lvlText w:val="▪"/>
+      <w:lvlJc w:val="start"/>
+      <w:pPr>
+        <w:tabs>
+          <w:tab w:val="num" w:pos="3600"/>
+        </w:tabs>
+        <w:ind w:start="3600" w:hanging="360"/>
+      </w:pPr>
+      <w:rPr>
+        <w:rFonts w:ascii="OpenSymbol" w:hAnsi="OpenSymbol" w:cs="OpenSymbol" w:hint="default"/>
+      </w:rPr>
+    </w:lvl>
+  </w:abstractNum>
+  <w:abstractNum w:abstractNumId="2">
+    <w:lvl w:ilvl="0">
+      <w:start w:val="1"/>
+      <w:numFmt w:val="bullet"/>
+      <w:lvlText w:val=""/>
+      <w:lvlJc w:val="start"/>
+      <w:pPr>
+        <w:tabs>
+          <w:tab w:val="num" w:pos="720"/>
+        </w:tabs>
+        <w:ind w:start="720" w:hanging="360"/>
+      </w:pPr>
+      <w:rPr>
+        <w:rFonts w:ascii="Symbol" w:hAnsi="Symbol" w:cs="Symbol" w:hint="default"/>
+      </w:rPr>
+    </w:lvl>
+    <w:lvl w:ilvl="1">
+      <w:start w:val="1"/>
+      <w:numFmt w:val="bullet"/>
+      <w:lvlText w:val="◦"/>
+      <w:lvlJc w:val="start"/>
+      <w:pPr>
+        <w:tabs>
+          <w:tab w:val="num" w:pos="1080"/>
+        </w:tabs>
+        <w:ind w:start="1080" w:hanging="360"/>
+      </w:pPr>
+      <w:rPr>
+        <w:rFonts w:ascii="OpenSymbol" w:hAnsi="OpenSymbol" w:cs="OpenSymbol" w:hint="default"/>
+      </w:rPr>
+    </w:lvl>
+    <w:lvl w:ilvl="2">
+      <w:start w:val="1"/>
+      <w:numFmt w:val="bullet"/>
+      <w:lvlText w:val="▪"/>
+      <w:lvlJc w:val="start"/>
+      <w:pPr>
+        <w:tabs>
+          <w:tab w:val="num" w:pos="1440"/>
+        </w:tabs>
+        <w:ind w:start="1440" w:hanging="360"/>
+      </w:pPr>
+      <w:rPr>
+        <w:rFonts w:ascii="OpenSymbol" w:hAnsi="OpenSymbol" w:cs="OpenSymbol" w:hint="default"/>
+      </w:rPr>
+    </w:lvl>
+    <w:lvl w:ilvl="3">
+      <w:start w:val="1"/>
+      <w:numFmt w:val="bullet"/>
+      <w:lvlText w:val=""/>
+      <w:lvlJc w:val="start"/>
+      <w:pPr>
+        <w:tabs>
+          <w:tab w:val="num" w:pos="1800"/>
+        </w:tabs>
+        <w:ind w:start="1800" w:hanging="360"/>
+      </w:pPr>
+      <w:rPr>
+        <w:rFonts w:ascii="Symbol" w:hAnsi="Symbol" w:cs="Symbol" w:hint="default"/>
+      </w:rPr>
+    </w:lvl>
+    <w:lvl w:ilvl="4">
+      <w:start w:val="1"/>
+      <w:numFmt w:val="bullet"/>
+      <w:lvlText w:val="◦"/>
+      <w:lvlJc w:val="start"/>
+      <w:pPr>
+        <w:tabs>
+          <w:tab w:val="num" w:pos="2160"/>
+        </w:tabs>
+        <w:ind w:start="2160" w:hanging="360"/>
+      </w:pPr>
+      <w:rPr>
+        <w:rFonts w:ascii="OpenSymbol" w:hAnsi="OpenSymbol" w:cs="OpenSymbol" w:hint="default"/>
+      </w:rPr>
+    </w:lvl>
+    <w:lvl w:ilvl="5">
+      <w:start w:val="1"/>
+      <w:numFmt w:val="bullet"/>
+      <w:lvlText w:val="▪"/>
+      <w:lvlJc w:val="start"/>
+      <w:pPr>
+        <w:tabs>
+          <w:tab w:val="num" w:pos="2520"/>
+        </w:tabs>
+        <w:ind w:start="2520" w:hanging="360"/>
+      </w:pPr>
+      <w:rPr>
+        <w:rFonts w:ascii="OpenSymbol" w:hAnsi="OpenSymbol" w:cs="OpenSymbol" w:hint="default"/>
+      </w:rPr>
+    </w:lvl>
+    <w:lvl w:ilvl="6">
+      <w:start w:val="1"/>
+      <w:numFmt w:val="bullet"/>
+      <w:lvlText w:val=""/>
+      <w:lvlJc w:val="start"/>
+      <w:pPr>
+        <w:tabs>
+          <w:tab w:val="num" w:pos="2880"/>
+        </w:tabs>
+        <w:ind w:start="2880" w:hanging="360"/>
+      </w:pPr>
+      <w:rPr>
+        <w:rFonts w:ascii="Symbol" w:hAnsi="Symbol" w:cs="Symbol" w:hint="default"/>
+      </w:rPr>
+    </w:lvl>
+    <w:lvl w:ilvl="7">
+      <w:start w:val="1"/>
+      <w:numFmt w:val="bullet"/>
+      <w:lvlText w:val="◦"/>
+      <w:lvlJc w:val="start"/>
+      <w:pPr>
+        <w:tabs>
+          <w:tab w:val="num" w:pos="3240"/>
+        </w:tabs>
+        <w:ind w:start="3240" w:hanging="360"/>
+      </w:pPr>
+      <w:rPr>
+        <w:rFonts w:ascii="OpenSymbol" w:hAnsi="OpenSymbol" w:cs="OpenSymbol" w:hint="default"/>
+      </w:rPr>
+    </w:lvl>
+    <w:lvl w:ilvl="8">
+      <w:start w:val="1"/>
+      <w:numFmt w:val="bullet"/>
+      <w:lvlText w:val="▪"/>
+      <w:lvlJc w:val="start"/>
+      <w:pPr>
+        <w:tabs>
+          <w:tab w:val="num" w:pos="3600"/>
+        </w:tabs>
+        <w:ind w:start="3600" w:hanging="360"/>
+      </w:pPr>
+      <w:rPr>
+        <w:rFonts w:ascii="OpenSymbol" w:hAnsi="OpenSymbol" w:cs="OpenSymbol" w:hint="default"/>
+      </w:rPr>
+    </w:lvl>
+  </w:abstractNum>
+  <w:abstractNum w:abstractNumId="3">
+    <w:lvl w:ilvl="0">
+      <w:start w:val="1"/>
+      <w:numFmt w:val="bullet"/>
+      <w:lvlText w:val=""/>
+      <w:lvlJc w:val="start"/>
+      <w:pPr>
+        <w:tabs>
+          <w:tab w:val="num" w:pos="720"/>
+        </w:tabs>
+        <w:ind w:start="720" w:hanging="360"/>
+      </w:pPr>
+      <w:rPr>
+        <w:rFonts w:ascii="Symbol" w:hAnsi="Symbol" w:cs="Symbol" w:hint="default"/>
+      </w:rPr>
+    </w:lvl>
+    <w:lvl w:ilvl="1">
+      <w:start w:val="1"/>
+      <w:numFmt w:val="bullet"/>
+      <w:lvlText w:val="◦"/>
+      <w:lvlJc w:val="start"/>
+      <w:pPr>
+        <w:tabs>
+          <w:tab w:val="num" w:pos="1080"/>
+        </w:tabs>
+        <w:ind w:start="1080" w:hanging="360"/>
+      </w:pPr>
+      <w:rPr>
+        <w:rFonts w:ascii="OpenSymbol" w:hAnsi="OpenSymbol" w:cs="OpenSymbol" w:hint="default"/>
+      </w:rPr>
+    </w:lvl>
+    <w:lvl w:ilvl="2">
+      <w:start w:val="1"/>
+      <w:numFmt w:val="bullet"/>
+      <w:lvlText w:val="▪"/>
+      <w:lvlJc w:val="start"/>
+      <w:pPr>
+        <w:tabs>
+          <w:tab w:val="num" w:pos="1440"/>
+        </w:tabs>
+        <w:ind w:start="1440" w:hanging="360"/>
+      </w:pPr>
+      <w:rPr>
+        <w:rFonts w:ascii="OpenSymbol" w:hAnsi="OpenSymbol" w:cs="OpenSymbol" w:hint="default"/>
+      </w:rPr>
+    </w:lvl>
+    <w:lvl w:ilvl="3">
+      <w:start w:val="1"/>
+      <w:numFmt w:val="bullet"/>
+      <w:lvlText w:val=""/>
+      <w:lvlJc w:val="start"/>
+      <w:pPr>
+        <w:tabs>
+          <w:tab w:val="num" w:pos="1800"/>
+        </w:tabs>
+        <w:ind w:start="1800" w:hanging="360"/>
+      </w:pPr>
+      <w:rPr>
+        <w:rFonts w:ascii="Symbol" w:hAnsi="Symbol" w:cs="Symbol" w:hint="default"/>
+      </w:rPr>
+    </w:lvl>
+    <w:lvl w:ilvl="4">
+      <w:start w:val="1"/>
+      <w:numFmt w:val="bullet"/>
+      <w:lvlText w:val="◦"/>
+      <w:lvlJc w:val="start"/>
+      <w:pPr>
+        <w:tabs>
+          <w:tab w:val="num" w:pos="2160"/>
+        </w:tabs>
+        <w:ind w:start="2160" w:hanging="360"/>
+      </w:pPr>
+      <w:rPr>
+        <w:rFonts w:ascii="OpenSymbol" w:hAnsi="OpenSymbol" w:cs="OpenSymbol" w:hint="default"/>
+      </w:rPr>
+    </w:lvl>
+    <w:lvl w:ilvl="5">
+      <w:start w:val="1"/>
+      <w:numFmt w:val="bullet"/>
+      <w:lvlText w:val="▪"/>
+      <w:lvlJc w:val="start"/>
+      <w:pPr>
+        <w:tabs>
+          <w:tab w:val="num" w:pos="2520"/>
+        </w:tabs>
+        <w:ind w:start="2520" w:hanging="360"/>
+      </w:pPr>
+      <w:rPr>
+        <w:rFonts w:ascii="OpenSymbol" w:hAnsi="OpenSymbol" w:cs="OpenSymbol" w:hint="default"/>
+      </w:rPr>
+    </w:lvl>
+    <w:lvl w:ilvl="6">
+      <w:start w:val="1"/>
+      <w:numFmt w:val="bullet"/>
+      <w:lvlText w:val=""/>
+      <w:lvlJc w:val="start"/>
+      <w:pPr>
+        <w:tabs>
+          <w:tab w:val="num" w:pos="2880"/>
+        </w:tabs>
+        <w:ind w:start="2880" w:hanging="360"/>
+      </w:pPr>
+      <w:rPr>
+        <w:rFonts w:ascii="Symbol" w:hAnsi="Symbol" w:cs="Symbol" w:hint="default"/>
+      </w:rPr>
+    </w:lvl>
+    <w:lvl w:ilvl="7">
+      <w:start w:val="1"/>
+      <w:numFmt w:val="bullet"/>
+      <w:lvlText w:val="◦"/>
+      <w:lvlJc w:val="start"/>
+      <w:pPr>
+        <w:tabs>
+          <w:tab w:val="num" w:pos="3240"/>
+        </w:tabs>
+        <w:ind w:start="3240" w:hanging="360"/>
+      </w:pPr>
+      <w:rPr>
+        <w:rFonts w:ascii="OpenSymbol" w:hAnsi="OpenSymbol" w:cs="OpenSymbol" w:hint="default"/>
+      </w:rPr>
+    </w:lvl>
+    <w:lvl w:ilvl="8">
+      <w:start w:val="1"/>
+      <w:numFmt w:val="bullet"/>
+      <w:lvlText w:val="▪"/>
+      <w:lvlJc w:val="start"/>
+      <w:pPr>
+        <w:tabs>
+          <w:tab w:val="num" w:pos="3600"/>
+        </w:tabs>
+        <w:ind w:start="3600" w:hanging="360"/>
+      </w:pPr>
+      <w:rPr>
+        <w:rFonts w:ascii="OpenSymbol" w:hAnsi="OpenSymbol" w:cs="OpenSymbol" w:hint="default"/>
+      </w:rPr>
+    </w:lvl>
+  </w:abstractNum>
+  <w:abstractNum w:abstractNumId="4">
+    <w:lvl w:ilvl="0">
+      <w:start w:val="1"/>
+      <w:numFmt w:val="bullet"/>
+      <w:lvlText w:val=""/>
+      <w:lvlJc w:val="start"/>
+      <w:pPr>
+        <w:tabs>
+          <w:tab w:val="num" w:pos="720"/>
+        </w:tabs>
+        <w:ind w:start="720" w:hanging="360"/>
+      </w:pPr>
+      <w:rPr>
+        <w:rFonts w:ascii="Symbol" w:hAnsi="Symbol" w:cs="Symbol" w:hint="default"/>
+      </w:rPr>
+    </w:lvl>
+    <w:lvl w:ilvl="1">
+      <w:start w:val="1"/>
+      <w:numFmt w:val="bullet"/>
+      <w:lvlText w:val="◦"/>
+      <w:lvlJc w:val="start"/>
+      <w:pPr>
+        <w:tabs>
+          <w:tab w:val="num" w:pos="1080"/>
+        </w:tabs>
+        <w:ind w:start="1080" w:hanging="360"/>
+      </w:pPr>
+      <w:rPr>
+        <w:rFonts w:ascii="OpenSymbol" w:hAnsi="OpenSymbol" w:cs="OpenSymbol" w:hint="default"/>
+      </w:rPr>
+    </w:lvl>
+    <w:lvl w:ilvl="2">
+      <w:start w:val="1"/>
+      <w:numFmt w:val="bullet"/>
+      <w:lvlText w:val="▪"/>
+      <w:lvlJc w:val="start"/>
+      <w:pPr>
+        <w:tabs>
+          <w:tab w:val="num" w:pos="1440"/>
+        </w:tabs>
+        <w:ind w:start="1440" w:hanging="360"/>
+      </w:pPr>
+      <w:rPr>
+        <w:rFonts w:ascii="OpenSymbol" w:hAnsi="OpenSymbol" w:cs="OpenSymbol" w:hint="default"/>
+      </w:rPr>
+    </w:lvl>
+    <w:lvl w:ilvl="3">
+      <w:start w:val="1"/>
+      <w:numFmt w:val="bullet"/>
+      <w:lvlText w:val=""/>
+      <w:lvlJc w:val="start"/>
+      <w:pPr>
+        <w:tabs>
+          <w:tab w:val="num" w:pos="1800"/>
+        </w:tabs>
+        <w:ind w:start="1800" w:hanging="360"/>
+      </w:pPr>
+      <w:rPr>
+        <w:rFonts w:ascii="Symbol" w:hAnsi="Symbol" w:cs="Symbol" w:hint="default"/>
+      </w:rPr>
+    </w:lvl>
+    <w:lvl w:ilvl="4">
+      <w:start w:val="1"/>
+      <w:numFmt w:val="bullet"/>
+      <w:lvlText w:val="◦"/>
+      <w:lvlJc w:val="start"/>
+      <w:pPr>
+        <w:tabs>
+          <w:tab w:val="num" w:pos="2160"/>
+        </w:tabs>
+        <w:ind w:start="2160" w:hanging="360"/>
+      </w:pPr>
+      <w:rPr>
+        <w:rFonts w:ascii="OpenSymbol" w:hAnsi="OpenSymbol" w:cs="OpenSymbol" w:hint="default"/>
+      </w:rPr>
+    </w:lvl>
+    <w:lvl w:ilvl="5">
+      <w:start w:val="1"/>
+      <w:numFmt w:val="bullet"/>
+      <w:lvlText w:val="▪"/>
+      <w:lvlJc w:val="start"/>
+      <w:pPr>
+        <w:tabs>
+          <w:tab w:val="num" w:pos="2520"/>
+        </w:tabs>
+        <w:ind w:start="2520" w:hanging="360"/>
+      </w:pPr>
+      <w:rPr>
+        <w:rFonts w:ascii="OpenSymbol" w:hAnsi="OpenSymbol" w:cs="OpenSymbol" w:hint="default"/>
+      </w:rPr>
+    </w:lvl>
+    <w:lvl w:ilvl="6">
+      <w:start w:val="1"/>
+      <w:numFmt w:val="bullet"/>
+      <w:lvlText w:val=""/>
+      <w:lvlJc w:val="start"/>
+      <w:pPr>
+        <w:tabs>
+          <w:tab w:val="num" w:pos="2880"/>
+        </w:tabs>
+        <w:ind w:start="2880" w:hanging="360"/>
+      </w:pPr>
+      <w:rPr>
+        <w:rFonts w:ascii="Symbol" w:hAnsi="Symbol" w:cs="Symbol" w:hint="default"/>
+      </w:rPr>
+    </w:lvl>
+    <w:lvl w:ilvl="7">
+      <w:start w:val="1"/>
+      <w:numFmt w:val="bullet"/>
+      <w:lvlText w:val="◦"/>
+      <w:lvlJc w:val="start"/>
+      <w:pPr>
+        <w:tabs>
+          <w:tab w:val="num" w:pos="3240"/>
+        </w:tabs>
+        <w:ind w:start="3240" w:hanging="360"/>
+      </w:pPr>
+      <w:rPr>
+        <w:rFonts w:ascii="OpenSymbol" w:hAnsi="OpenSymbol" w:cs="OpenSymbol" w:hint="default"/>
+      </w:rPr>
+    </w:lvl>
+    <w:lvl w:ilvl="8">
+      <w:start w:val="1"/>
+      <w:numFmt w:val="bullet"/>
+      <w:lvlText w:val="▪"/>
+      <w:lvlJc w:val="start"/>
+      <w:pPr>
+        <w:tabs>
+          <w:tab w:val="num" w:pos="3600"/>
+        </w:tabs>
+        <w:ind w:start="3600" w:hanging="360"/>
+      </w:pPr>
+      <w:rPr>
+        <w:rFonts w:ascii="OpenSymbol" w:hAnsi="OpenSymbol" w:cs="OpenSymbol" w:hint="default"/>
+      </w:rPr>
+    </w:lvl>
+  </w:abstractNum>
+  <w:abstractNum w:abstractNumId="5">
+    <w:lvl w:ilvl="0">
+      <w:start w:val="1"/>
+      <w:numFmt w:val="bullet"/>
+      <w:lvlText w:val=""/>
+      <w:lvlJc w:val="start"/>
+      <w:pPr>
+        <w:tabs>
+          <w:tab w:val="num" w:pos="720"/>
+        </w:tabs>
+        <w:ind w:start="720" w:hanging="360"/>
+      </w:pPr>
+      <w:rPr>
+        <w:rFonts w:ascii="Symbol" w:hAnsi="Symbol" w:cs="Symbol" w:hint="default"/>
+      </w:rPr>
+    </w:lvl>
+    <w:lvl w:ilvl="1">
+      <w:start w:val="1"/>
+      <w:numFmt w:val="bullet"/>
+      <w:lvlText w:val="◦"/>
+      <w:lvlJc w:val="start"/>
+      <w:pPr>
+        <w:tabs>
+          <w:tab w:val="num" w:pos="1080"/>
+        </w:tabs>
+        <w:ind w:start="1080" w:hanging="360"/>
+      </w:pPr>
+      <w:rPr>
+        <w:rFonts w:ascii="OpenSymbol" w:hAnsi="OpenSymbol" w:cs="OpenSymbol" w:hint="default"/>
+      </w:rPr>
+    </w:lvl>
+    <w:lvl w:ilvl="2">
+      <w:start w:val="1"/>
+      <w:numFmt w:val="bullet"/>
+      <w:lvlText w:val="▪"/>
+      <w:lvlJc w:val="start"/>
+      <w:pPr>
+        <w:tabs>
+          <w:tab w:val="num" w:pos="1440"/>
+        </w:tabs>
+        <w:ind w:start="1440" w:hanging="360"/>
+      </w:pPr>
+      <w:rPr>
+        <w:rFonts w:ascii="OpenSymbol" w:hAnsi="OpenSymbol" w:cs="OpenSymbol" w:hint="default"/>
+      </w:rPr>
+    </w:lvl>
+    <w:lvl w:ilvl="3">
+      <w:start w:val="1"/>
+      <w:numFmt w:val="bullet"/>
+      <w:lvlText w:val=""/>
+      <w:lvlJc w:val="start"/>
+      <w:pPr>
+        <w:tabs>
+          <w:tab w:val="num" w:pos="1800"/>
+        </w:tabs>
+        <w:ind w:start="1800" w:hanging="360"/>
+      </w:pPr>
+      <w:rPr>
+        <w:rFonts w:ascii="Symbol" w:hAnsi="Symbol" w:cs="Symbol" w:hint="default"/>
+      </w:rPr>
+    </w:lvl>
+    <w:lvl w:ilvl="4">
+      <w:start w:val="1"/>
+      <w:numFmt w:val="bullet"/>
+      <w:lvlText w:val="◦"/>
+      <w:lvlJc w:val="start"/>
+      <w:pPr>
+        <w:tabs>
+          <w:tab w:val="num" w:pos="2160"/>
+        </w:tabs>
+        <w:ind w:start="2160" w:hanging="360"/>
+      </w:pPr>
+      <w:rPr>
+        <w:rFonts w:ascii="OpenSymbol" w:hAnsi="OpenSymbol" w:cs="OpenSymbol" w:hint="default"/>
+      </w:rPr>
+    </w:lvl>
+    <w:lvl w:ilvl="5">
+      <w:start w:val="1"/>
+      <w:numFmt w:val="bullet"/>
+      <w:lvlText w:val="▪"/>
+      <w:lvlJc w:val="start"/>
+      <w:pPr>
+        <w:tabs>
+          <w:tab w:val="num" w:pos="2520"/>
+        </w:tabs>
+        <w:ind w:start="2520" w:hanging="360"/>
+      </w:pPr>
+      <w:rPr>
+        <w:rFonts w:ascii="OpenSymbol" w:hAnsi="OpenSymbol" w:cs="OpenSymbol" w:hint="default"/>
+      </w:rPr>
+    </w:lvl>
+    <w:lvl w:ilvl="6">
+      <w:start w:val="1"/>
+      <w:numFmt w:val="bullet"/>
+      <w:lvlText w:val=""/>
+      <w:lvlJc w:val="start"/>
+      <w:pPr>
+        <w:tabs>
+          <w:tab w:val="num" w:pos="2880"/>
+        </w:tabs>
+        <w:ind w:start="2880" w:hanging="360"/>
+      </w:pPr>
+      <w:rPr>
+        <w:rFonts w:ascii="Symbol" w:hAnsi="Symbol" w:cs="Symbol" w:hint="default"/>
+      </w:rPr>
+    </w:lvl>
+    <w:lvl w:ilvl="7">
+      <w:start w:val="1"/>
+      <w:numFmt w:val="bullet"/>
+      <w:lvlText w:val="◦"/>
+      <w:lvlJc w:val="start"/>
+      <w:pPr>
+        <w:tabs>
+          <w:tab w:val="num" w:pos="3240"/>
+        </w:tabs>
+        <w:ind w:start="3240" w:hanging="360"/>
+      </w:pPr>
+      <w:rPr>
+        <w:rFonts w:ascii="OpenSymbol" w:hAnsi="OpenSymbol" w:cs="OpenSymbol" w:hint="default"/>
+      </w:rPr>
+    </w:lvl>
+    <w:lvl w:ilvl="8">
+      <w:start w:val="1"/>
+      <w:numFmt w:val="bullet"/>
+      <w:lvlText w:val="▪"/>
+      <w:lvlJc w:val="start"/>
+      <w:pPr>
+        <w:tabs>
+          <w:tab w:val="num" w:pos="3600"/>
+        </w:tabs>
+        <w:ind w:start="3600" w:hanging="360"/>
+      </w:pPr>
+      <w:rPr>
+        <w:rFonts w:ascii="OpenSymbol" w:hAnsi="OpenSymbol" w:cs="OpenSymbol" w:hint="default"/>
+      </w:rPr>
+    </w:lvl>
+  </w:abstractNum>
+  <w:abstractNum w:abstractNumId="6">
+    <w:lvl w:ilvl="0">
+      <w:start w:val="1"/>
+      <w:numFmt w:val="none"/>
+      <w:suff w:val="nothing"/>
+      <w:lvlText w:val=""/>
+      <w:lvlJc w:val="start"/>
+      <w:pPr>
+        <w:tabs>
+          <w:tab w:val="num" w:pos="0"/>
+        </w:tabs>
+        <w:ind w:start="0" w:hanging="0"/>
+      </w:pPr>
+    </w:lvl>
+    <w:lvl w:ilvl="1">
+      <w:start w:val="1"/>
+      <w:numFmt w:val="none"/>
+      <w:suff w:val="nothing"/>
+      <w:lvlText w:val=""/>
+      <w:lvlJc w:val="start"/>
+      <w:pPr>
+        <w:tabs>
+          <w:tab w:val="num" w:pos="0"/>
+        </w:tabs>
+        <w:ind w:start="0" w:hanging="0"/>
+      </w:pPr>
+    </w:lvl>
+    <w:lvl w:ilvl="2">
+      <w:start w:val="1"/>
+      <w:numFmt w:val="none"/>
+      <w:suff w:val="nothing"/>
+      <w:lvlText w:val=""/>
+      <w:lvlJc w:val="start"/>
+      <w:pPr>
+        <w:tabs>
+          <w:tab w:val="num" w:pos="0"/>
+        </w:tabs>
+        <w:ind w:start="0" w:hanging="0"/>
+      </w:pPr>
+    </w:lvl>
+    <w:lvl w:ilvl="3">
+      <w:start w:val="1"/>
+      <w:numFmt w:val="none"/>
+      <w:suff w:val="nothing"/>
+      <w:lvlText w:val=""/>
+      <w:lvlJc w:val="start"/>
+      <w:pPr>
+        <w:tabs>
+          <w:tab w:val="num" w:pos="0"/>
+        </w:tabs>
+        <w:ind w:start="0" w:hanging="0"/>
+      </w:pPr>
+    </w:lvl>
+    <w:lvl w:ilvl="4">
+      <w:start w:val="1"/>
+      <w:numFmt w:val="none"/>
+      <w:suff w:val="nothing"/>
+      <w:lvlText w:val=""/>
+      <w:lvlJc w:val="start"/>
+      <w:pPr>
+        <w:tabs>
+          <w:tab w:val="num" w:pos="0"/>
+        </w:tabs>
+        <w:ind w:start="0" w:hanging="0"/>
+      </w:pPr>
+    </w:lvl>
+    <w:lvl w:ilvl="5">
+      <w:start w:val="1"/>
+      <w:numFmt w:val="none"/>
+      <w:suff w:val="nothing"/>
+      <w:lvlText w:val=""/>
+      <w:lvlJc w:val="start"/>
+      <w:pPr>
+        <w:tabs>
+          <w:tab w:val="num" w:pos="0"/>
+        </w:tabs>
+        <w:ind w:start="0" w:hanging="0"/>
+      </w:pPr>
+    </w:lvl>
+    <w:lvl w:ilvl="6">
+      <w:start w:val="1"/>
+      <w:numFmt w:val="none"/>
+      <w:suff w:val="nothing"/>
+      <w:lvlText w:val=""/>
+      <w:lvlJc w:val="start"/>
+      <w:pPr>
+        <w:tabs>
+          <w:tab w:val="num" w:pos="0"/>
+        </w:tabs>
+        <w:ind w:start="0" w:hanging="0"/>
+      </w:pPr>
+    </w:lvl>
+    <w:lvl w:ilvl="7">
+      <w:start w:val="1"/>
+      <w:numFmt w:val="none"/>
+      <w:suff w:val="nothing"/>
+      <w:lvlText w:val=""/>
+      <w:lvlJc w:val="start"/>
+      <w:pPr>
+        <w:tabs>
+          <w:tab w:val="num" w:pos="0"/>
+        </w:tabs>
+        <w:ind w:start="0" w:hanging="0"/>
+      </w:pPr>
+    </w:lvl>
+    <w:lvl w:ilvl="8">
+      <w:start w:val="1"/>
+      <w:numFmt w:val="none"/>
+      <w:suff w:val="nothing"/>
+      <w:lvlText w:val=""/>
+      <w:lvlJc w:val="start"/>
+      <w:pPr>
+        <w:tabs>
+          <w:tab w:val="num" w:pos="0"/>
+        </w:tabs>
+        <w:ind w:start="0" w:hanging="0"/>
+      </w:pPr>
+    </w:lvl>
+  </w:abstractNum>
+  <w:num w:numId="1">
+    <w:abstractNumId w:val="1"/>
+  </w:num>
+  <w:num w:numId="2">
+    <w:abstractNumId w:val="2"/>
+  </w:num>
+  <w:num w:numId="3">
+    <w:abstractNumId w:val="3"/>
+  </w:num>
+  <w:num w:numId="4">
+    <w:abstractNumId w:val="4"/>
+  </w:num>
+  <w:num w:numId="5">
+    <w:abstractNumId w:val="5"/>
+  </w:num>
+  <w:num w:numId="6">
+    <w:abstractNumId w:val="6"/>
+  </w:num>
+</w:numbering>
 </file>
 
 <file path=word/styles.xml><?xml version="1.0" encoding="utf-8"?>
@@ -126,6 +1407,18 @@
       <w:szCs w:val="24"/>
       <w:lang w:val="en-US" w:eastAsia="zh-CN" w:bidi="hi-IN"/>
     </w:rPr>
+  </w:style>
+  <w:style w:type="character" w:styleId="Bullets">
+    <w:name w:val="Bullets"/>
+    <w:qFormat/>
+    <w:rPr>
+      <w:rFonts w:ascii="OpenSymbol" w:hAnsi="OpenSymbol" w:eastAsia="OpenSymbol" w:cs="OpenSymbol"/>
+    </w:rPr>
+  </w:style>
+  <w:style w:type="character" w:styleId="NumberingSymbols">
+    <w:name w:val="Numbering Symbols"/>
+    <w:qFormat/>
+    <w:rPr/>
   </w:style>
   <w:style w:type="paragraph" w:styleId="Heading">
     <w:name w:val="Heading"/>

--- a/angol12.docx
+++ b/angol12.docx
@@ -219,6 +219,22 @@
       </w:pPr>
       <w:r>
         <w:rPr/>
+        <w:t>Lake Tisza</w:t>
+      </w:r>
+    </w:p>
+    <w:p>
+      <w:pPr>
+        <w:pStyle w:val="Normal"/>
+        <w:numPr>
+          <w:ilvl w:val="0"/>
+          <w:numId w:val="1"/>
+        </w:numPr>
+        <w:bidi w:val="0"/>
+        <w:jc w:val="start"/>
+        <w:rPr/>
+      </w:pPr>
+      <w:r>
+        <w:rPr/>
         <w:t>Riversides</w:t>
       </w:r>
     </w:p>
@@ -235,7 +251,15 @@
       </w:pPr>
       <w:r>
         <w:rPr/>
-        <w:t>Spas (hévíz)</w:t>
+        <w:t xml:space="preserve">Spas (hévíz, </w:t>
+      </w:r>
+      <w:r>
+        <w:rPr/>
+        <w:t xml:space="preserve">zalakaros, </w:t>
+      </w:r>
+      <w:r>
+        <w:rPr/>
+        <w:t>)</w:t>
       </w:r>
     </w:p>
     <w:p>
@@ -524,11 +548,130 @@
         <w:pStyle w:val="Normal"/>
         <w:bidi w:val="0"/>
         <w:jc w:val="start"/>
-        <w:rPr/>
-      </w:pPr>
-      <w:r>
-        <w:rPr/>
+        <w:rPr>
+          <w:b/>
+          <w:bCs/>
+        </w:rPr>
+      </w:pPr>
+      <w:r>
+        <w:rPr>
+          <w:b/>
+          <w:bCs/>
+        </w:rPr>
+        <w:t xml:space="preserve">hf </w:t>
+      </w:r>
+      <w:r>
+        <w:rPr>
+          <w:b/>
+          <w:bCs/>
+        </w:rPr>
         <w:t>99.b/c</w:t>
+      </w:r>
+    </w:p>
+    <w:p>
+      <w:pPr>
+        <w:pStyle w:val="Normal"/>
+        <w:bidi w:val="0"/>
+        <w:jc w:val="start"/>
+        <w:rPr/>
+      </w:pPr>
+      <w:r>
+        <w:rPr/>
+      </w:r>
+    </w:p>
+    <w:p>
+      <w:pPr>
+        <w:pStyle w:val="Normal"/>
+        <w:bidi w:val="0"/>
+        <w:jc w:val="start"/>
+        <w:rPr/>
+      </w:pPr>
+      <w:r>
+        <w:rPr/>
+        <w:t>holiday on the beach</w:t>
+      </w:r>
+    </w:p>
+    <w:p>
+      <w:pPr>
+        <w:pStyle w:val="Normal"/>
+        <w:bidi w:val="0"/>
+        <w:jc w:val="start"/>
+        <w:rPr/>
+      </w:pPr>
+      <w:r>
+        <w:rPr/>
+        <w:t>city tour</w:t>
+      </w:r>
+    </w:p>
+    <w:p>
+      <w:pPr>
+        <w:pStyle w:val="Normal"/>
+        <w:bidi w:val="0"/>
+        <w:jc w:val="start"/>
+        <w:rPr/>
+      </w:pPr>
+      <w:r>
+        <w:rPr/>
+        <w:t>in the mountains</w:t>
+      </w:r>
+    </w:p>
+    <w:p>
+      <w:pPr>
+        <w:pStyle w:val="Normal"/>
+        <w:bidi w:val="0"/>
+        <w:jc w:val="start"/>
+        <w:rPr/>
+      </w:pPr>
+      <w:r>
+        <w:rPr/>
+      </w:r>
+    </w:p>
+    <w:p>
+      <w:pPr>
+        <w:pStyle w:val="Normal"/>
+        <w:bidi w:val="0"/>
+        <w:jc w:val="start"/>
+        <w:rPr/>
+      </w:pPr>
+      <w:r>
+        <w:rPr/>
+        <w:t>check your id documents visa</w:t>
+      </w:r>
+    </w:p>
+    <w:p>
+      <w:pPr>
+        <w:pStyle w:val="Normal"/>
+        <w:bidi w:val="0"/>
+        <w:jc w:val="start"/>
+        <w:rPr/>
+      </w:pPr>
+      <w:r>
+        <w:rPr/>
+        <w:t>in the suitcase we put enough clothes, toiletries,</w:t>
+      </w:r>
+    </w:p>
+    <w:p>
+      <w:pPr>
+        <w:pStyle w:val="Normal"/>
+        <w:bidi w:val="0"/>
+        <w:jc w:val="start"/>
+        <w:rPr/>
+      </w:pPr>
+      <w:r>
+        <w:rPr/>
+        <w:t>my dream destination is Bosnia</w:t>
+      </w:r>
+    </w:p>
+    <w:p>
+      <w:pPr>
+        <w:pStyle w:val="Normal"/>
+        <w:bidi w:val="0"/>
+        <w:jc w:val="start"/>
+        <w:rPr/>
+      </w:pPr>
+      <w:r>
+        <w:rPr/>
+        <w:t>2 tétel kidolgozása</w:t>
       </w:r>
     </w:p>
     <w:sectPr>
@@ -1408,8 +1551,8 @@
       <w:lang w:val="en-US" w:eastAsia="zh-CN" w:bidi="hi-IN"/>
     </w:rPr>
   </w:style>
-  <w:style w:type="character" w:styleId="Bullets">
-    <w:name w:val="Bullets"/>
+  <w:style w:type="character" w:styleId="Bulletsuser">
+    <w:name w:val="Bullets (user)"/>
     <w:qFormat/>
     <w:rPr>
       <w:rFonts w:ascii="OpenSymbol" w:hAnsi="OpenSymbol" w:eastAsia="OpenSymbol" w:cs="OpenSymbol"/>
